--- a/Μαθητές/Α_Γυμνασίου/Νίκος/4_Τελική_Έκθεση_Νίκος.docx
+++ b/Μαθητές/Α_Γυμνασίου/Νίκος/4_Τελική_Έκθεση_Νίκος.docx
@@ -304,7 +304,7 @@
           </w:tcPr>
           <w:p>
             <w:r>
-              <w:t>ΔΕΠ-Υ (Διάσπαση Προσοχής) &amp; Δυσκολίες στην Υπολογιστική Ευχέρεια</w:t>
+              <w:t>Ειδική Μαθησιακή Δυσκολία</w:t>
             </w:r>
           </w:p>
         </w:tc>
